--- a/docs/Backend dokumentáció és tesztelés.docx
+++ b/docs/Backend dokumentáció és tesztelés.docx
@@ -71,7 +71,7 @@
                     <pic:cNvPicPr/>
                   </pic:nvPicPr>
                   <pic:blipFill>
-                    <a:blip r:embed="rId5"/>
+                    <a:blip r:embed="rId6"/>
                     <a:stretch>
                       <a:fillRect/>
                     </a:stretch>
@@ -150,7 +150,7 @@
           <w:lang w:eastAsia="hu-HU"/>
           <w14:ligatures w14:val="none"/>
         </w:rPr>
-        <w:t>TársasTér</w:t>
+        <w:t>TársasApp</w:t>
       </w:r>
       <w:proofErr w:type="spellEnd"/>
       <w:r>
@@ -200,7 +200,7 @@
           <w:lang w:eastAsia="hu-HU"/>
           <w14:ligatures w14:val="none"/>
         </w:rPr>
-        <w:t>TársasTér</w:t>
+        <w:t>TársasApp</w:t>
       </w:r>
       <w:proofErr w:type="spellEnd"/>
       <w:r>
@@ -368,7 +368,7 @@
           <w:lang w:eastAsia="hu-HU"/>
           <w14:ligatures w14:val="none"/>
         </w:rPr>
-        <w:t>TársasTér</w:t>
+        <w:t>TársasApp</w:t>
       </w:r>
       <w:proofErr w:type="spellEnd"/>
       <w:r>
@@ -988,7 +988,7 @@
           <w:lang w:eastAsia="hu-HU"/>
           <w14:ligatures w14:val="none"/>
         </w:rPr>
-        <w:t>TársasTér</w:t>
+        <w:t>TársasApp</w:t>
       </w:r>
       <w:proofErr w:type="spellEnd"/>
       <w:r>
@@ -2074,7 +2074,7 @@
           <w:lang w:eastAsia="hu-HU"/>
           <w14:ligatures w14:val="none"/>
         </w:rPr>
-        <w:t>TársasTér</w:t>
+        <w:t>TársasApp</w:t>
       </w:r>
       <w:proofErr w:type="spellEnd"/>
       <w:r>
@@ -2435,7 +2435,7 @@
                     <pic:cNvPicPr/>
                   </pic:nvPicPr>
                   <pic:blipFill>
-                    <a:blip r:embed="rId6"/>
+                    <a:blip r:embed="rId7"/>
                     <a:stretch>
                       <a:fillRect/>
                     </a:stretch>
@@ -2720,7 +2720,7 @@
                     <pic:cNvPicPr/>
                   </pic:nvPicPr>
                   <pic:blipFill>
-                    <a:blip r:embed="rId7"/>
+                    <a:blip r:embed="rId8"/>
                     <a:stretch>
                       <a:fillRect/>
                     </a:stretch>
@@ -2856,7 +2856,7 @@
                     <pic:cNvPicPr/>
                   </pic:nvPicPr>
                   <pic:blipFill>
-                    <a:blip r:embed="rId8"/>
+                    <a:blip r:embed="rId9"/>
                     <a:stretch>
                       <a:fillRect/>
                     </a:stretch>
@@ -3088,7 +3088,7 @@
                     <pic:cNvPicPr/>
                   </pic:nvPicPr>
                   <pic:blipFill>
-                    <a:blip r:embed="rId9"/>
+                    <a:blip r:embed="rId10"/>
                     <a:stretch>
                       <a:fillRect/>
                     </a:stretch>
@@ -3263,7 +3263,7 @@
                     <pic:cNvPicPr/>
                   </pic:nvPicPr>
                   <pic:blipFill>
-                    <a:blip r:embed="rId10"/>
+                    <a:blip r:embed="rId11"/>
                     <a:stretch>
                       <a:fillRect/>
                     </a:stretch>
@@ -3367,7 +3367,7 @@
                     <pic:cNvPicPr/>
                   </pic:nvPicPr>
                   <pic:blipFill>
-                    <a:blip r:embed="rId11"/>
+                    <a:blip r:embed="rId12"/>
                     <a:stretch>
                       <a:fillRect/>
                     </a:stretch>
@@ -3466,7 +3466,7 @@
                     <pic:cNvPicPr/>
                   </pic:nvPicPr>
                   <pic:blipFill>
-                    <a:blip r:embed="rId12"/>
+                    <a:blip r:embed="rId13"/>
                     <a:stretch>
                       <a:fillRect/>
                     </a:stretch>
@@ -3690,7 +3690,7 @@
                     <pic:cNvPicPr/>
                   </pic:nvPicPr>
                   <pic:blipFill>
-                    <a:blip r:embed="rId13"/>
+                    <a:blip r:embed="rId14"/>
                     <a:stretch>
                       <a:fillRect/>
                     </a:stretch>
@@ -3736,7 +3736,7 @@
                     <pic:cNvPicPr/>
                   </pic:nvPicPr>
                   <pic:blipFill>
-                    <a:blip r:embed="rId14"/>
+                    <a:blip r:embed="rId15"/>
                     <a:stretch>
                       <a:fillRect/>
                     </a:stretch>
@@ -3875,7 +3875,7 @@
                     <pic:cNvPicPr/>
                   </pic:nvPicPr>
                   <pic:blipFill>
-                    <a:blip r:embed="rId15"/>
+                    <a:blip r:embed="rId16"/>
                     <a:stretch>
                       <a:fillRect/>
                     </a:stretch>
@@ -4039,7 +4039,7 @@
                     <pic:cNvPicPr/>
                   </pic:nvPicPr>
                   <pic:blipFill>
-                    <a:blip r:embed="rId16"/>
+                    <a:blip r:embed="rId17"/>
                     <a:stretch>
                       <a:fillRect/>
                     </a:stretch>
@@ -4136,7 +4136,7 @@
                     <pic:cNvPicPr/>
                   </pic:nvPicPr>
                   <pic:blipFill>
-                    <a:blip r:embed="rId17"/>
+                    <a:blip r:embed="rId18"/>
                     <a:stretch>
                       <a:fillRect/>
                     </a:stretch>
@@ -4619,7 +4619,7 @@
                     <pic:cNvPicPr/>
                   </pic:nvPicPr>
                   <pic:blipFill>
-                    <a:blip r:embed="rId18"/>
+                    <a:blip r:embed="rId19"/>
                     <a:stretch>
                       <a:fillRect/>
                     </a:stretch>
@@ -4830,7 +4830,7 @@
                     <pic:cNvPicPr/>
                   </pic:nvPicPr>
                   <pic:blipFill>
-                    <a:blip r:embed="rId19"/>
+                    <a:blip r:embed="rId20"/>
                     <a:stretch>
                       <a:fillRect/>
                     </a:stretch>
@@ -5168,7 +5168,7 @@
                     <pic:cNvPicPr/>
                   </pic:nvPicPr>
                   <pic:blipFill>
-                    <a:blip r:embed="rId20"/>
+                    <a:blip r:embed="rId21"/>
                     <a:stretch>
                       <a:fillRect/>
                     </a:stretch>
@@ -5442,11 +5442,11 @@
                     </pic:cNvPicPr>
                   </pic:nvPicPr>
                   <pic:blipFill>
-                    <a:blip r:embed="rId21" cstate="print">
+                    <a:blip r:embed="rId22" cstate="print">
                       <a:extLst>
                         <a:ext uri="{BEBA8EAE-BF5A-486C-A8C5-ECC9F3942E4B}">
                           <a14:imgProps xmlns:a14="http://schemas.microsoft.com/office/drawing/2010/main">
-                            <a14:imgLayer r:embed="rId22">
+                            <a14:imgLayer r:embed="rId23">
                               <a14:imgEffect>
                                 <a14:sharpenSoften amount="25000"/>
                               </a14:imgEffect>
@@ -6093,11 +6093,11 @@
                     <pic:cNvPicPr/>
                   </pic:nvPicPr>
                   <pic:blipFill>
-                    <a:blip r:embed="rId23">
+                    <a:blip r:embed="rId24">
                       <a:extLst>
                         <a:ext uri="{BEBA8EAE-BF5A-486C-A8C5-ECC9F3942E4B}">
                           <a14:imgProps xmlns:a14="http://schemas.microsoft.com/office/drawing/2010/main">
-                            <a14:imgLayer r:embed="rId24">
+                            <a14:imgLayer r:embed="rId25">
                               <a14:imgEffect>
                                 <a14:sharpenSoften amount="25000"/>
                               </a14:imgEffect>
@@ -6596,7 +6596,7 @@
                     <pic:cNvPicPr/>
                   </pic:nvPicPr>
                   <pic:blipFill>
-                    <a:blip r:embed="rId25"/>
+                    <a:blip r:embed="rId26"/>
                     <a:stretch>
                       <a:fillRect/>
                     </a:stretch>
@@ -9832,4 +9832,16 @@
     </a:ext>
   </a:extLst>
 </a:theme>
+</file>
+
+<file path=customXml/item1.xml><?xml version="1.0" encoding="utf-8"?>
+<b:Sources xmlns:b="http://schemas.openxmlformats.org/officeDocument/2006/bibliography" xmlns="http://schemas.openxmlformats.org/officeDocument/2006/bibliography" SelectedStyle="\APASixthEditionOfficeOnline.xsl" StyleName="APA" Version="6"/>
+</file>
+
+<file path=customXml/itemProps1.xml><?xml version="1.0" encoding="utf-8"?>
+<ds:datastoreItem xmlns:ds="http://schemas.openxmlformats.org/officeDocument/2006/customXml" ds:itemID="{6A21264C-2287-401D-BA27-E3626E77D517}">
+  <ds:schemaRefs>
+    <ds:schemaRef ds:uri="http://schemas.openxmlformats.org/officeDocument/2006/bibliography"/>
+  </ds:schemaRefs>
+</ds:datastoreItem>
 </file>